--- a/Chapter 1. 版本控制系統 (GIT) - Lab 1 Version Control.docx
+++ b/Chapter 1. 版本控制系統 (GIT) - Lab 1 Version Control.docx
@@ -243,7 +243,7 @@
         <w:shd w:val="clear" w:color="auto" w:fill="FDFDFE"/>
         <w:spacing w:before="210" w:line="240" w:lineRule="auto"/>
         <w:rPr>
-          <w:rFonts w:ascii="Quattrocento Sans" w:eastAsia="SimSun" w:hAnsi="Quattrocento Sans" w:cs="Quattrocento Sans" w:hint="eastAsia"/>
+          <w:rFonts w:ascii="Quattrocento Sans" w:eastAsia="SimSun" w:hAnsi="Quattrocento Sans" w:cs="Quattrocento Sans"/>
           <w:color w:val="000000"/>
           <w:sz w:val="23"/>
           <w:szCs w:val="23"/>
@@ -393,7 +393,7 @@
         <w:shd w:val="clear" w:color="auto" w:fill="FDFDFE"/>
         <w:spacing w:before="210" w:line="240" w:lineRule="auto"/>
         <w:rPr>
-          <w:rFonts w:ascii="Quattrocento Sans" w:hAnsi="Quattrocento Sans" w:cs="Quattrocento Sans" w:hint="eastAsia"/>
+          <w:rFonts w:ascii="Quattrocento Sans" w:hAnsi="Quattrocento Sans" w:cs="Quattrocento Sans"/>
           <w:color w:val="000000"/>
           <w:sz w:val="23"/>
           <w:szCs w:val="23"/>
@@ -537,7 +537,7 @@
         <w:shd w:val="clear" w:color="auto" w:fill="FDFDFE"/>
         <w:spacing w:before="210" w:line="240" w:lineRule="auto"/>
         <w:rPr>
-          <w:rFonts w:ascii="Quattrocento Sans" w:eastAsia="SimSun" w:hAnsi="Quattrocento Sans" w:cs="Quattrocento Sans" w:hint="eastAsia"/>
+          <w:rFonts w:ascii="Quattrocento Sans" w:eastAsia="SimSun" w:hAnsi="Quattrocento Sans" w:cs="Quattrocento Sans"/>
           <w:color w:val="000000"/>
           <w:sz w:val="23"/>
           <w:szCs w:val="23"/>
@@ -862,7 +862,7 @@
               <w:widowControl w:val="0"/>
               <w:spacing w:line="240" w:lineRule="auto"/>
               <w:rPr>
-                <w:rFonts w:eastAsia="SimSun" w:hint="eastAsia"/>
+                <w:rFonts w:eastAsia="SimSun"/>
                 <w:lang w:eastAsia="zh-CN"/>
               </w:rPr>
             </w:pPr>
@@ -1003,9 +1003,6 @@
             <w:pPr>
               <w:widowControl w:val="0"/>
               <w:spacing w:line="240" w:lineRule="auto"/>
-              <w:rPr>
-                <w:rFonts w:hint="eastAsia"/>
-              </w:rPr>
             </w:pPr>
             <w:r>
               <w:rPr>
@@ -1214,18 +1211,47 @@
             <w:pPr>
               <w:widowControl w:val="0"/>
               <w:spacing w:line="240" w:lineRule="auto"/>
+              <w:rPr>
+                <w:rFonts w:eastAsia="SimSun" w:hint="eastAsia"/>
+                <w:lang w:eastAsia="zh-CN"/>
+              </w:rPr>
             </w:pPr>
             <w:r>
-              <w:t>git checkout -b ‘</w:t>
+              <w:t>git b</w:t>
+            </w:r>
+            <w:r>
+              <w:rPr>
+                <w:rFonts w:eastAsia="SimSun" w:hint="eastAsia"/>
+                <w:lang w:eastAsia="zh-CN"/>
+              </w:rPr>
+              <w:t>ranch</w:t>
+            </w:r>
+            <w:r>
+              <w:t xml:space="preserve"> </w:t>
             </w:r>
             <w:proofErr w:type="spellStart"/>
             <w:r>
               <w:t>feature_branch</w:t>
             </w:r>
             <w:proofErr w:type="spellEnd"/>
-            <w:r>
-              <w:t>’</w:t>
-            </w:r>
+          </w:p>
+          <w:p>
+            <w:pPr>
+              <w:widowControl w:val="0"/>
+              <w:spacing w:line="240" w:lineRule="auto"/>
+              <w:rPr>
+                <w:rFonts w:eastAsia="SimSun" w:hint="eastAsia"/>
+                <w:lang w:eastAsia="zh-CN"/>
+              </w:rPr>
+            </w:pPr>
+            <w:r>
+              <w:t xml:space="preserve">git checkout </w:t>
+            </w:r>
+            <w:proofErr w:type="spellStart"/>
+            <w:r>
+              <w:t>feature_branch</w:t>
+            </w:r>
+            <w:proofErr w:type="spellEnd"/>
           </w:p>
           <w:p>
             <w:pPr>
@@ -1250,80 +1276,24 @@
               <w:widowControl w:val="0"/>
               <w:spacing w:line="240" w:lineRule="auto"/>
               <w:rPr>
+                <w:rFonts w:eastAsia="SimSun" w:hint="eastAsia"/>
                 <w:color w:val="000000"/>
+                <w:lang w:eastAsia="zh-CN"/>
               </w:rPr>
             </w:pPr>
             <w:r>
               <w:rPr>
                 <w:color w:val="000000"/>
               </w:rPr>
-              <w:t xml:space="preserve">git </w:t>
-            </w:r>
-            <w:proofErr w:type="gramStart"/>
+              <w:t xml:space="preserve">git add </w:t>
+            </w:r>
             <w:r>
               <w:rPr>
+                <w:rFonts w:eastAsia="SimSun" w:hint="eastAsia"/>
                 <w:color w:val="000000"/>
+                <w:lang w:eastAsia="zh-CN"/>
               </w:rPr>
-              <w:t>add .</w:t>
-            </w:r>
-            <w:proofErr w:type="gramEnd"/>
-          </w:p>
-          <w:p>
-            <w:pPr>
-              <w:widowControl w:val="0"/>
-              <w:spacing w:line="240" w:lineRule="auto"/>
-              <w:rPr>
-                <w:color w:val="000000"/>
-              </w:rPr>
-            </w:pPr>
-            <w:r>
-              <w:rPr>
-                <w:color w:val="000000"/>
-              </w:rPr>
-              <w:t xml:space="preserve">git </w:t>
-            </w:r>
-            <w:proofErr w:type="gramStart"/>
-            <w:r>
-              <w:rPr>
-                <w:color w:val="000000"/>
-              </w:rPr>
-              <w:t>commit</w:t>
-            </w:r>
-            <w:proofErr w:type="gramEnd"/>
-            <w:r>
-              <w:rPr>
-                <w:color w:val="000000"/>
-              </w:rPr>
-              <w:t xml:space="preserve"> </w:t>
-            </w:r>
-          </w:p>
-          <w:p>
-            <w:pPr>
-              <w:widowControl w:val="0"/>
-              <w:spacing w:line="240" w:lineRule="auto"/>
-              <w:rPr>
-                <w:color w:val="000000"/>
-              </w:rPr>
-            </w:pPr>
-            <w:proofErr w:type="gramStart"/>
-            <w:r>
-              <w:rPr>
-                <w:color w:val="000000"/>
-              </w:rPr>
-              <w:t>git</w:t>
-            </w:r>
-            <w:proofErr w:type="gramEnd"/>
-            <w:r>
-              <w:rPr>
-                <w:color w:val="000000"/>
-              </w:rPr>
-              <w:t xml:space="preserve"> checkout </w:t>
-            </w:r>
-            <w:r>
-              <w:rPr>
-                <w:rFonts w:hint="eastAsia"/>
-              </w:rPr>
-              <w:t>master</w:t>
+              <w:t>README.md</w:t>
             </w:r>
           </w:p>
           <w:p>
@@ -1332,13 +1302,56 @@
               <w:spacing w:line="240" w:lineRule="auto"/>
               <w:rPr>
                 <w:rFonts w:hint="eastAsia"/>
+                <w:color w:val="000000"/>
               </w:rPr>
             </w:pPr>
             <w:r>
               <w:rPr>
+                <w:color w:val="000000"/>
+              </w:rPr>
+              <w:t xml:space="preserve">git commit </w:t>
+            </w:r>
+            <w:r>
+              <w:rPr>
                 <w:rFonts w:hint="eastAsia"/>
+                <w:color w:val="000000"/>
               </w:rPr>
-              <w:t>git switch master</w:t>
+              <w:t>-</w:t>
+            </w:r>
+            <w:proofErr w:type="gramStart"/>
+            <w:r>
+              <w:rPr>
+                <w:rFonts w:hint="eastAsia"/>
+                <w:color w:val="000000"/>
+              </w:rPr>
+              <w:t xml:space="preserve">m </w:t>
+            </w:r>
+            <w:r>
+              <w:rPr>
+                <w:color w:val="000000"/>
+              </w:rPr>
+              <w:t>”</w:t>
+            </w:r>
+            <w:r>
+              <w:rPr>
+                <w:rFonts w:hint="eastAsia"/>
+                <w:color w:val="000000"/>
+              </w:rPr>
+              <w:t>initial</w:t>
+            </w:r>
+            <w:proofErr w:type="gramEnd"/>
+            <w:r>
+              <w:rPr>
+                <w:rFonts w:hint="eastAsia"/>
+                <w:color w:val="000000"/>
+              </w:rPr>
+              <w:t xml:space="preserve"> commit</w:t>
+            </w:r>
+            <w:r>
+              <w:rPr>
+                <w:color w:val="000000"/>
+              </w:rPr>
+              <w:t>”</w:t>
             </w:r>
           </w:p>
           <w:p>
@@ -1347,7 +1360,26 @@
               <w:spacing w:line="240" w:lineRule="auto"/>
               <w:rPr>
                 <w:rFonts w:hint="eastAsia"/>
+                <w:color w:val="000000"/>
               </w:rPr>
+            </w:pPr>
+            <w:r>
+              <w:rPr>
+                <w:color w:val="000000"/>
+              </w:rPr>
+              <w:t xml:space="preserve">git checkout </w:t>
+            </w:r>
+            <w:r>
+              <w:rPr>
+                <w:rFonts w:hint="eastAsia"/>
+              </w:rPr>
+              <w:t>main</w:t>
+            </w:r>
+          </w:p>
+          <w:p>
+            <w:pPr>
+              <w:widowControl w:val="0"/>
+              <w:spacing w:line="240" w:lineRule="auto"/>
             </w:pPr>
             <w:r>
               <w:rPr>
@@ -2639,6 +2671,7 @@
   <w:style w:type="character" w:default="1" w:styleId="a0">
     <w:name w:val="Default Paragraph Font"/>
     <w:uiPriority w:val="1"/>
+    <w:semiHidden/>
     <w:unhideWhenUsed/>
   </w:style>
   <w:style w:type="table" w:default="1" w:styleId="a1">
